--- a/analysis/q2-travel-time/_manuscript/index.docx
+++ b/analysis/q2-travel-time/_manuscript/index.docx
@@ -202,10 +202,10 @@
         <w:rPr>
           <w:rStyle w:val="VerbatimChar"/>
         </w:rPr>
-        <w:t xml:space="preserve">data/all_tasks.csv</w:t>
-      </w:r>
-      <w:r>
-        <w:t xml:space="preserve">) contains 10,784 task entries</w:t>
+        <w:t xml:space="preserve">data/all_tasks_clean.csv</w:t>
+      </w:r>
+      <w:r>
+        <w:t xml:space="preserve">) contains 10,778 task entries</w:t>
       </w:r>
       <w:r>
         <w:t xml:space="preserve"> </w:t>
@@ -285,13 +285,13 @@
         <w:t xml:space="preserve"> </w:t>
       </w:r>
       <w:r>
-        <w:t xml:space="preserve">106 errand entries (15.5</w:t>
-      </w:r>
-      <w:r>
-        <w:t xml:space="preserve"> </w:t>
-      </w:r>
-      <w:r>
-        <w:t xml:space="preserve">person-hours in 22 jobs) are excluded. Travel</w:t>
+        <w:t xml:space="preserve">104 errand entries (15.5</w:t>
+      </w:r>
+      <w:r>
+        <w:t xml:space="preserve"> </w:t>
+      </w:r>
+      <w:r>
+        <w:t xml:space="preserve">person-hours in 23 jobs) are excluded. Travel</w:t>
       </w:r>
       <w:r>
         <w:t xml:space="preserve"> </w:t>
@@ -522,7 +522,7 @@
         <w:pStyle w:val="BodyText"/>
       </w:pPr>
       <w:r>
-        <w:t xml:space="preserve">Other data checks: the file has no missing values except</w:t>
+        <w:t xml:space="preserve">The file is the cleaned version of the raw app export, produced by</w:t>
       </w:r>
       <w:r>
         <w:t xml:space="preserve"> </w:t>
@@ -531,28 +531,55 @@
         <w:rPr>
           <w:rStyle w:val="VerbatimChar"/>
         </w:rPr>
-        <w:t xml:space="preserve">subtask</w:t>
-      </w:r>
-      <w:r>
-        <w:t xml:space="preserve">, which is</w:t>
-      </w:r>
-      <w:r>
-        <w:t xml:space="preserve"> </w:t>
-      </w:r>
-      <w:r>
-        <w:t xml:space="preserve">empty by design for the Rest and Disposal tasks. Recorded durations agree with</w:t>
-      </w:r>
-      <w:r>
-        <w:t xml:space="preserve"> </w:t>
-      </w:r>
-      <w:r>
-        <w:t xml:space="preserve">the difference between end and start times to within ±1 second. No job crosses</w:t>
-      </w:r>
-      <w:r>
-        <w:t xml:space="preserve"> </w:t>
-      </w:r>
-      <w:r>
-        <w:t xml:space="preserve">midnight, so elapsed time can be computed from clock times directly.</w:t>
+        <w:t xml:space="preserve">data-review/clean.R</w:t>
+      </w:r>
+      <w:r>
+        <w:t xml:space="preserve"> </w:t>
+      </w:r>
+      <w:r>
+        <w:t xml:space="preserve">and documented in</w:t>
+      </w:r>
+      <w:r>
+        <w:t xml:space="preserve"> </w:t>
+      </w:r>
+      <w:r>
+        <w:rPr>
+          <w:rStyle w:val="VerbatimChar"/>
+        </w:rPr>
+        <w:t xml:space="preserve">data-review/README.md</w:t>
+      </w:r>
+      <w:r>
+        <w:t xml:space="preserve">: accidental</w:t>
+      </w:r>
+      <w:r>
+        <w:t xml:space="preserve"> </w:t>
+      </w:r>
+      <w:r>
+        <w:t xml:space="preserve">taps shorter than 2 seconds were dropped, one subtask label was harmonised and</w:t>
+      </w:r>
+      <w:r>
+        <w:t xml:space="preserve"> </w:t>
+      </w:r>
+      <w:r>
+        <w:t xml:space="preserve">job identities were corrected from field knowledge. None of the corrections</w:t>
+      </w:r>
+      <w:r>
+        <w:t xml:space="preserve"> </w:t>
+      </w:r>
+      <w:r>
+        <w:t xml:space="preserve">touches a job with a disposal trip. Recorded durations agree with the</w:t>
+      </w:r>
+      <w:r>
+        <w:t xml:space="preserve"> </w:t>
+      </w:r>
+      <w:r>
+        <w:t xml:space="preserve">difference between end and start times to within ±1 second, and no trip</w:t>
+      </w:r>
+      <w:r>
+        <w:t xml:space="preserve"> </w:t>
+      </w:r>
+      <w:r>
+        <w:t xml:space="preserve">crosses midnight.</w:t>
       </w:r>
     </w:p>
     <w:bookmarkEnd w:id="11"/>
@@ -1705,13 +1732,13 @@
         <w:pStyle w:val="BodyText"/>
       </w:pPr>
       <w:r>
-        <w:t xml:space="preserve">Two sensitivity checks. First, keeping the short entries dropped in the</w:t>
-      </w:r>
-      <w:r>
-        <w:t xml:space="preserve"> </w:t>
-      </w:r>
-      <w:r>
-        <w:t xml:space="preserve">Methods adds one job and changes the mean elapsed travel time to</w:t>
+        <w:t xml:space="preserve">As a sensitivity check, keeping the short entries dropped in the Methods</w:t>
+      </w:r>
+      <w:r>
+        <w:t xml:space="preserve"> </w:t>
+      </w:r>
+      <w:r>
+        <w:t xml:space="preserve">adds one job and changes the mean elapsed travel time to</w:t>
       </w:r>
       <w:r>
         <w:t xml:space="preserve"> </w:t>
@@ -1735,19 +1762,7 @@
         <w:t xml:space="preserve"> </w:t>
       </w:r>
       <w:r>
-        <w:t xml:space="preserve">0.7-minute entry. Second, the data</w:t>
-      </w:r>
-      <w:r>
-        <w:t xml:space="preserve"> </w:t>
-      </w:r>
-      <w:r>
-        <w:t xml:space="preserve">review found three job IDs that each hold two recording sessions by different</w:t>
-      </w:r>
-      <w:r>
-        <w:t xml:space="preserve"> </w:t>
-      </w:r>
-      <w:r>
-        <w:t xml:space="preserve">crews and may be two jobs. None of the jobs with a disposal trip is among them, so the result is unaffected.</w:t>
+        <w:t xml:space="preserve">0.7-minute entry.</w:t>
       </w:r>
     </w:p>
     <w:bookmarkEnd w:id="18"/>

--- a/analysis/q2-travel-time/_manuscript/index.docx
+++ b/analysis/q2-travel-time/_manuscript/index.docx
@@ -124,37 +124,37 @@
         <w:pStyle w:val="FirstParagraph"/>
       </w:pPr>
       <w:r>
-        <w:t xml:space="preserve">Time-driven activity-based costing (TDABC) allocates costs to activities based</w:t>
-      </w:r>
-      <w:r>
-        <w:t xml:space="preserve"> </w:t>
-      </w:r>
-      <w:r>
-        <w:t xml:space="preserve">on the time resources spend on them. Manual pit emptying in Mzuzu involves not</w:t>
-      </w:r>
-      <w:r>
-        <w:t xml:space="preserve"> </w:t>
-      </w:r>
-      <w:r>
-        <w:t xml:space="preserve">only emptying the pit but also transporting the extracted sludge to a disposal</w:t>
-      </w:r>
-      <w:r>
-        <w:t xml:space="preserve"> </w:t>
-      </w:r>
-      <w:r>
-        <w:t xml:space="preserve">site, an activity that takes the whole team away from the site and consumes</w:t>
-      </w:r>
-      <w:r>
-        <w:t xml:space="preserve"> </w:t>
-      </w:r>
-      <w:r>
-        <w:t xml:space="preserve">labour capacity that must be costed. This short manuscript answers the</w:t>
-      </w:r>
-      <w:r>
-        <w:t xml:space="preserve"> </w:t>
-      </w:r>
-      <w:r>
-        <w:t xml:space="preserve">question:</w:t>
+        <w:t xml:space="preserve">Time-driven activity-based costing (TDABC) allocates costs to activities</w:t>
+      </w:r>
+      <w:r>
+        <w:t xml:space="preserve"> </w:t>
+      </w:r>
+      <w:r>
+        <w:t xml:space="preserve">based on the time resources spend on them. Manual pit emptying in Mzuzu</w:t>
+      </w:r>
+      <w:r>
+        <w:t xml:space="preserve"> </w:t>
+      </w:r>
+      <w:r>
+        <w:t xml:space="preserve">involves not only emptying the pit but also transporting the extracted</w:t>
+      </w:r>
+      <w:r>
+        <w:t xml:space="preserve"> </w:t>
+      </w:r>
+      <w:r>
+        <w:t xml:space="preserve">sludge to a disposal site, an activity that takes the whole team away</w:t>
+      </w:r>
+      <w:r>
+        <w:t xml:space="preserve"> </w:t>
+      </w:r>
+      <w:r>
+        <w:t xml:space="preserve">from the site and consumes labour capacity that must be costed. This</w:t>
+      </w:r>
+      <w:r>
+        <w:t xml:space="preserve"> </w:t>
+      </w:r>
+      <w:r>
+        <w:t xml:space="preserve">short manuscript answers the question:</w:t>
       </w:r>
       <w:r>
         <w:t xml:space="preserve"> </w:t>
@@ -164,7 +164,7 @@
           <w:b/>
           <w:bCs/>
         </w:rPr>
-        <w:t xml:space="preserve">What is the average time spent per job travelling to the disposal</w:t>
+        <w:t xml:space="preserve">What is the average time spent</w:t>
       </w:r>
       <w:r>
         <w:rPr>
@@ -178,7 +178,21 @@
           <w:b/>
           <w:bCs/>
         </w:rPr>
-        <w:t xml:space="preserve">site, when a team travels to the disposal site?</w:t>
+        <w:t xml:space="preserve">per job travelling to the disposal site, when a team travels to the</w:t>
+      </w:r>
+      <w:r>
+        <w:rPr>
+          <w:b/>
+          <w:bCs/>
+        </w:rPr>
+        <w:t xml:space="preserve"> </w:t>
+      </w:r>
+      <w:r>
+        <w:rPr>
+          <w:b/>
+          <w:bCs/>
+        </w:rPr>
+        <w:t xml:space="preserve">disposal site?</w:t>
       </w:r>
     </w:p>
     <w:bookmarkEnd w:id="10"/>
@@ -205,43 +219,49 @@
         <w:t xml:space="preserve">data/all_tasks_clean.csv</w:t>
       </w:r>
       <w:r>
-        <w:t xml:space="preserve">) contains 10,778 task entries</w:t>
-      </w:r>
-      <w:r>
-        <w:t xml:space="preserve"> </w:t>
-      </w:r>
-      <w:r>
-        <w:t xml:space="preserve">recorded for 36 pit emptying jobs between</w:t>
-      </w:r>
-      <w:r>
-        <w:t xml:space="preserve"> </w:t>
-      </w:r>
-      <w:r>
-        <w:t xml:space="preserve">08 May 2026 and 14 September 2026,</w:t>
-      </w:r>
-      <w:r>
-        <w:t xml:space="preserve"> </w:t>
-      </w:r>
-      <w:r>
-        <w:t xml:space="preserve">performed by 19 anonymised pit emptiers (</w:t>
+        <w:t xml:space="preserve">) contains 10,778</w:t>
+      </w:r>
+      <w:r>
+        <w:t xml:space="preserve"> </w:t>
+      </w:r>
+      <w:r>
+        <w:t xml:space="preserve">task entries recorded for 36 pit emptying jobs between</w:t>
+      </w:r>
+      <w:r>
+        <w:t xml:space="preserve"> </w:t>
+      </w:r>
+      <w:r>
+        <w:t xml:space="preserve">08 May 2026 and</w:t>
+      </w:r>
+      <w:r>
+        <w:t xml:space="preserve"> </w:t>
+      </w:r>
+      <w:r>
+        <w:t xml:space="preserve">14 September 2026, performed by 19</w:t>
+      </w:r>
+      <w:r>
+        <w:t xml:space="preserve"> </w:t>
+      </w:r>
+      <w:r>
+        <w:t xml:space="preserve">anonymised pit emptiers (</w:t>
       </w:r>
       <w:r>
         <w:t xml:space="preserve">“gulpers”</w:t>
       </w:r>
       <w:r>
-        <w:t xml:space="preserve">). Each entry</w:t>
-      </w:r>
-      <w:r>
-        <w:t xml:space="preserve"> </w:t>
-      </w:r>
-      <w:r>
-        <w:t xml:space="preserve">records one worker performing one task with a start time, end time and</w:t>
-      </w:r>
-      <w:r>
-        <w:t xml:space="preserve"> </w:t>
-      </w:r>
-      <w:r>
-        <w:t xml:space="preserve">duration in seconds. The Travel task has two subtasks:</w:t>
+        <w:t xml:space="preserve">). Each entry records one worker</w:t>
+      </w:r>
+      <w:r>
+        <w:t xml:space="preserve"> </w:t>
+      </w:r>
+      <w:r>
+        <w:t xml:space="preserve">performing one task with a start time, end time and duration in seconds.</w:t>
+      </w:r>
+      <w:r>
+        <w:t xml:space="preserve"> </w:t>
+      </w:r>
+      <w:r>
+        <w:t xml:space="preserve">The Travel task has two subtasks:</w:t>
       </w:r>
       <w:r>
         <w:t xml:space="preserve"> </w:t>
@@ -254,13 +274,13 @@
         <w:t xml:space="preserve">On errand</w:t>
       </w:r>
       <w:r>
-        <w:t xml:space="preserve">, for short</w:t>
-      </w:r>
-      <w:r>
-        <w:t xml:space="preserve"> </w:t>
-      </w:r>
-      <w:r>
-        <w:t xml:space="preserve">in-job errands, and</w:t>
+        <w:t xml:space="preserve">, for short in-job errands,</w:t>
+      </w:r>
+      <w:r>
+        <w:t xml:space="preserve"> </w:t>
+      </w:r>
+      <w:r>
+        <w:t xml:space="preserve">and</w:t>
       </w:r>
       <w:r>
         <w:t xml:space="preserve"> </w:t>
@@ -273,37 +293,37 @@
         <w:t xml:space="preserve">Travel to disposal site</w:t>
       </w:r>
       <w:r>
-        <w:t xml:space="preserve">, for transporting sludge away</w:t>
-      </w:r>
-      <w:r>
-        <w:t xml:space="preserve"> </w:t>
-      </w:r>
-      <w:r>
-        <w:t xml:space="preserve">from the site. Only the second is analysed here. The</w:t>
-      </w:r>
-      <w:r>
-        <w:t xml:space="preserve"> </w:t>
-      </w:r>
-      <w:r>
-        <w:t xml:space="preserve">104 errand entries (15.5</w:t>
-      </w:r>
-      <w:r>
-        <w:t xml:space="preserve"> </w:t>
-      </w:r>
-      <w:r>
-        <w:t xml:space="preserve">person-hours in 23 jobs) are excluded. Travel</w:t>
-      </w:r>
-      <w:r>
-        <w:t xml:space="preserve"> </w:t>
-      </w:r>
-      <w:r>
-        <w:t xml:space="preserve">from the gulpers’ base to the job site is not among the recorded tasks, so</w:t>
-      </w:r>
-      <w:r>
-        <w:t xml:space="preserve"> </w:t>
-      </w:r>
-      <w:r>
-        <w:t xml:space="preserve">the figures below cover disposal trips made during a job only.</w:t>
+        <w:t xml:space="preserve">, for transporting sludge away from the</w:t>
+      </w:r>
+      <w:r>
+        <w:t xml:space="preserve"> </w:t>
+      </w:r>
+      <w:r>
+        <w:t xml:space="preserve">site. Only the second is analysed here. The 104 errand</w:t>
+      </w:r>
+      <w:r>
+        <w:t xml:space="preserve"> </w:t>
+      </w:r>
+      <w:r>
+        <w:t xml:space="preserve">entries (15.5 person-hours in</w:t>
+      </w:r>
+      <w:r>
+        <w:t xml:space="preserve"> </w:t>
+      </w:r>
+      <w:r>
+        <w:t xml:space="preserve">23 jobs) are excluded. Travel from the</w:t>
+      </w:r>
+      <w:r>
+        <w:t xml:space="preserve"> </w:t>
+      </w:r>
+      <w:r>
+        <w:t xml:space="preserve">gulpers’ base to the job site is not among the recorded tasks, so the</w:t>
+      </w:r>
+      <w:r>
+        <w:t xml:space="preserve"> </w:t>
+      </w:r>
+      <w:r>
+        <w:t xml:space="preserve">figures below cover disposal trips made during a job only.</w:t>
       </w:r>
     </w:p>
     <w:p>
@@ -311,19 +331,19 @@
         <w:pStyle w:val="BodyText"/>
       </w:pPr>
       <w:r>
-        <w:t xml:space="preserve">Gulpers travel to the disposal site together, so each trip appears in the data</w:t>
-      </w:r>
-      <w:r>
-        <w:t xml:space="preserve"> </w:t>
-      </w:r>
-      <w:r>
-        <w:t xml:space="preserve">as several near-identical entries, one per worker. Within each job, entries</w:t>
-      </w:r>
-      <w:r>
-        <w:t xml:space="preserve"> </w:t>
-      </w:r>
-      <w:r>
-        <w:t xml:space="preserve">that overlap in time are merged into a single</w:t>
+        <w:t xml:space="preserve">Gulpers travel to the disposal site together, so each trip appears in</w:t>
+      </w:r>
+      <w:r>
+        <w:t xml:space="preserve"> </w:t>
+      </w:r>
+      <w:r>
+        <w:t xml:space="preserve">the data as several near-identical entries, one per worker. Within each</w:t>
+      </w:r>
+      <w:r>
+        <w:t xml:space="preserve"> </w:t>
+      </w:r>
+      <w:r>
+        <w:t xml:space="preserve">job, entries that overlap in time are merged into a single</w:t>
       </w:r>
       <w:r>
         <w:t xml:space="preserve"> </w:t>
@@ -339,19 +359,13 @@
         <w:t xml:space="preserve"> </w:t>
       </w:r>
       <w:r>
-        <w:t xml:space="preserve">running from the</w:t>
-      </w:r>
-      <w:r>
-        <w:t xml:space="preserve"> </w:t>
-      </w:r>
-      <w:r>
-        <w:t xml:space="preserve">earliest start to the latest end. Travel time per job is then reported in two</w:t>
-      </w:r>
-      <w:r>
-        <w:t xml:space="preserve"> </w:t>
-      </w:r>
-      <w:r>
-        <w:t xml:space="preserve">ways:</w:t>
+        <w:t xml:space="preserve">running from the earliest start to the latest end. Travel time per job</w:t>
+      </w:r>
+      <w:r>
+        <w:t xml:space="preserve"> </w:t>
+      </w:r>
+      <w:r>
+        <w:t xml:space="preserve">is then reported in two ways:</w:t>
       </w:r>
     </w:p>
     <w:p>
@@ -373,19 +387,19 @@
         <w:t xml:space="preserve"> </w:t>
       </w:r>
       <w:r>
-        <w:t xml:space="preserve">the summed duration of the job’s trips. A</w:t>
-      </w:r>
-      <w:r>
-        <w:t xml:space="preserve"> </w:t>
-      </w:r>
-      <w:r>
-        <w:t xml:space="preserve">trip made by four gulpers together counts once. This is the headline</w:t>
-      </w:r>
-      <w:r>
-        <w:t xml:space="preserve"> </w:t>
-      </w:r>
-      <w:r>
-        <w:t xml:space="preserve">measure, since it answers how long the team was away.</w:t>
+        <w:t xml:space="preserve">the summed duration of the job’s</w:t>
+      </w:r>
+      <w:r>
+        <w:t xml:space="preserve"> </w:t>
+      </w:r>
+      <w:r>
+        <w:t xml:space="preserve">trips. A trip made by four gulpers together counts once. This is the</w:t>
+      </w:r>
+      <w:r>
+        <w:t xml:space="preserve"> </w:t>
+      </w:r>
+      <w:r>
+        <w:t xml:space="preserve">headline measure, since it answers how long the team was away.</w:t>
       </w:r>
     </w:p>
     <w:p>
@@ -428,25 +442,25 @@
         <w:t xml:space="preserve"> </w:t>
       </w:r>
       <w:r>
-        <w:t xml:space="preserve">disposal-site entries, i.e. every worker’s travel added together. This is</w:t>
-      </w:r>
-      <w:r>
-        <w:t xml:space="preserve"> </w:t>
-      </w:r>
-      <w:r>
-        <w:t xml:space="preserve">the measure relevant for TDABC, where labour capacity is the resource being</w:t>
-      </w:r>
-      <w:r>
-        <w:t xml:space="preserve"> </w:t>
-      </w:r>
-      <w:r>
-        <w:t xml:space="preserve">costed, and it matches the measure used in the companion manuscript on</w:t>
-      </w:r>
-      <w:r>
-        <w:t xml:space="preserve"> </w:t>
-      </w:r>
-      <w:r>
-        <w:t xml:space="preserve">total job time.</w:t>
+        <w:t xml:space="preserve">disposal-site entries, i.e. every worker’s travel added together. This</w:t>
+      </w:r>
+      <w:r>
+        <w:t xml:space="preserve"> </w:t>
+      </w:r>
+      <w:r>
+        <w:t xml:space="preserve">is the measure relevant for TDABC, where labour capacity is the</w:t>
+      </w:r>
+      <w:r>
+        <w:t xml:space="preserve"> </w:t>
+      </w:r>
+      <w:r>
+        <w:t xml:space="preserve">resource being costed, and it matches the measure used in the</w:t>
+      </w:r>
+      <w:r>
+        <w:t xml:space="preserve"> </w:t>
+      </w:r>
+      <w:r>
+        <w:t xml:space="preserve">companion manuscript on total job time.</w:t>
       </w:r>
     </w:p>
     <w:p>
@@ -454,67 +468,85 @@
         <w:pStyle w:val="FirstParagraph"/>
       </w:pPr>
       <w:r>
-        <w:t xml:space="preserve">The population is the set of jobs in which the team travelled to the disposal</w:t>
-      </w:r>
-      <w:r>
-        <w:t xml:space="preserve"> </w:t>
-      </w:r>
-      <w:r>
-        <w:t xml:space="preserve">site. Genuine trips last 28–46</w:t>
-      </w:r>
-      <w:r>
-        <w:t xml:space="preserve"> </w:t>
-      </w:r>
-      <w:r>
-        <w:t xml:space="preserve">minutes. A few disposal-site entries are far shorter and cannot represent a</w:t>
-      </w:r>
-      <w:r>
-        <w:t xml:space="preserve"> </w:t>
-      </w:r>
-      <w:r>
-        <w:t xml:space="preserve">trip: 3 merged intervals of under 5 minutes</w:t>
-      </w:r>
-      <w:r>
-        <w:t xml:space="preserve"> </w:t>
-      </w:r>
-      <w:r>
-        <w:t xml:space="preserve">(3, 42, 69 seconds), each</w:t>
-      </w:r>
-      <w:r>
-        <w:t xml:space="preserve"> </w:t>
-      </w:r>
-      <w:r>
-        <w:t xml:space="preserve">recorded by one or two workers and including a 2.9-second entry already</w:t>
-      </w:r>
-      <w:r>
-        <w:t xml:space="preserve"> </w:t>
-      </w:r>
-      <w:r>
-        <w:t xml:space="preserve">flagged in the data review. These are treated as accidental taps and dropped,</w:t>
-      </w:r>
-      <w:r>
-        <w:t xml:space="preserve"> </w:t>
-      </w:r>
-      <w:r>
-        <w:t xml:space="preserve">which removes 3.0 person-minutes. One job</w:t>
-      </w:r>
-      <w:r>
-        <w:t xml:space="preserve"> </w:t>
-      </w:r>
-      <w:r>
-        <w:t xml:space="preserve">(2026-09-03_03) has only such an entry and</w:t>
-      </w:r>
-      <w:r>
-        <w:t xml:space="preserve"> </w:t>
-      </w:r>
-      <w:r>
-        <w:t xml:space="preserve">therefore does not count as a job with a disposal trip. The effect of keeping</w:t>
-      </w:r>
-      <w:r>
-        <w:t xml:space="preserve"> </w:t>
-      </w:r>
-      <w:r>
-        <w:t xml:space="preserve">these entries is reported in the Results.</w:t>
+        <w:t xml:space="preserve">The population is the set of jobs in which the team travelled to the</w:t>
+      </w:r>
+      <w:r>
+        <w:t xml:space="preserve"> </w:t>
+      </w:r>
+      <w:r>
+        <w:t xml:space="preserve">disposal site. Genuine trips last</w:t>
+      </w:r>
+      <w:r>
+        <w:t xml:space="preserve"> </w:t>
+      </w:r>
+      <w:r>
+        <w:t xml:space="preserve">28–46</w:t>
+      </w:r>
+      <w:r>
+        <w:t xml:space="preserve"> </w:t>
+      </w:r>
+      <w:r>
+        <w:t xml:space="preserve">minutes. A few disposal-site entries are far shorter and cannot</w:t>
+      </w:r>
+      <w:r>
+        <w:t xml:space="preserve"> </w:t>
+      </w:r>
+      <w:r>
+        <w:t xml:space="preserve">represent a trip: 3 merged intervals of under</w:t>
+      </w:r>
+      <w:r>
+        <w:t xml:space="preserve"> </w:t>
+      </w:r>
+      <w:r>
+        <w:t xml:space="preserve">5 minutes</w:t>
+      </w:r>
+      <w:r>
+        <w:t xml:space="preserve"> </w:t>
+      </w:r>
+      <w:r>
+        <w:t xml:space="preserve">(3, 42, 69</w:t>
+      </w:r>
+      <w:r>
+        <w:t xml:space="preserve"> </w:t>
+      </w:r>
+      <w:r>
+        <w:t xml:space="preserve">seconds), each recorded by one or two workers and including a 2.9-second</w:t>
+      </w:r>
+      <w:r>
+        <w:t xml:space="preserve"> </w:t>
+      </w:r>
+      <w:r>
+        <w:t xml:space="preserve">entry already flagged in the data review. These are treated as</w:t>
+      </w:r>
+      <w:r>
+        <w:t xml:space="preserve"> </w:t>
+      </w:r>
+      <w:r>
+        <w:t xml:space="preserve">accidental taps and dropped, which removes</w:t>
+      </w:r>
+      <w:r>
+        <w:t xml:space="preserve"> </w:t>
+      </w:r>
+      <w:r>
+        <w:t xml:space="preserve">3.0 person-minutes. One job</w:t>
+      </w:r>
+      <w:r>
+        <w:t xml:space="preserve"> </w:t>
+      </w:r>
+      <w:r>
+        <w:t xml:space="preserve">(2026-09-03_03) has only such an</w:t>
+      </w:r>
+      <w:r>
+        <w:t xml:space="preserve"> </w:t>
+      </w:r>
+      <w:r>
+        <w:t xml:space="preserve">entry and therefore does not count as a job with a disposal trip. The</w:t>
+      </w:r>
+      <w:r>
+        <w:t xml:space="preserve"> </w:t>
+      </w:r>
+      <w:r>
+        <w:t xml:space="preserve">effect of keeping these entries is reported in the Results.</w:t>
       </w:r>
     </w:p>
     <w:p>
@@ -549,37 +581,37 @@
         <w:t xml:space="preserve">data-review/README.md</w:t>
       </w:r>
       <w:r>
-        <w:t xml:space="preserve">: accidental</w:t>
-      </w:r>
-      <w:r>
-        <w:t xml:space="preserve"> </w:t>
-      </w:r>
-      <w:r>
-        <w:t xml:space="preserve">taps shorter than 2 seconds were dropped, one subtask label was harmonised and</w:t>
-      </w:r>
-      <w:r>
-        <w:t xml:space="preserve"> </w:t>
-      </w:r>
-      <w:r>
-        <w:t xml:space="preserve">job identities were corrected from field knowledge. None of the corrections</w:t>
-      </w:r>
-      <w:r>
-        <w:t xml:space="preserve"> </w:t>
-      </w:r>
-      <w:r>
-        <w:t xml:space="preserve">touches a job with a disposal trip. Recorded durations agree with the</w:t>
-      </w:r>
-      <w:r>
-        <w:t xml:space="preserve"> </w:t>
-      </w:r>
-      <w:r>
-        <w:t xml:space="preserve">difference between end and start times to within ±1 second, and no trip</w:t>
-      </w:r>
-      <w:r>
-        <w:t xml:space="preserve"> </w:t>
-      </w:r>
-      <w:r>
-        <w:t xml:space="preserve">crosses midnight.</w:t>
+        <w:t xml:space="preserve">:</w:t>
+      </w:r>
+      <w:r>
+        <w:t xml:space="preserve"> </w:t>
+      </w:r>
+      <w:r>
+        <w:t xml:space="preserve">accidental taps shorter than 2 seconds were dropped, one subtask label</w:t>
+      </w:r>
+      <w:r>
+        <w:t xml:space="preserve"> </w:t>
+      </w:r>
+      <w:r>
+        <w:t xml:space="preserve">was harmonised and job identities were corrected from field knowledge.</w:t>
+      </w:r>
+      <w:r>
+        <w:t xml:space="preserve"> </w:t>
+      </w:r>
+      <w:r>
+        <w:t xml:space="preserve">None of the corrections touches a job with a disposal trip. Recorded</w:t>
+      </w:r>
+      <w:r>
+        <w:t xml:space="preserve"> </w:t>
+      </w:r>
+      <w:r>
+        <w:t xml:space="preserve">durations agree with the difference between end and start times to</w:t>
+      </w:r>
+      <w:r>
+        <w:t xml:space="preserve"> </w:t>
+      </w:r>
+      <w:r>
+        <w:t xml:space="preserve">within ±1 second, and no trip crosses midnight.</w:t>
       </w:r>
     </w:p>
     <w:bookmarkEnd w:id="11"/>
@@ -624,13 +656,13 @@
         <w:t xml:space="preserve">36 observed jobs</w:t>
       </w:r>
       <w:r>
-        <w:t xml:space="preserve">, making 11 trips in total. In those</w:t>
-      </w:r>
-      <w:r>
-        <w:t xml:space="preserve"> </w:t>
-      </w:r>
-      <w:r>
-        <w:t xml:space="preserve">jobs, the team spent on average</w:t>
+        <w:t xml:space="preserve">, making 11 trips in total. In</w:t>
+      </w:r>
+      <w:r>
+        <w:t xml:space="preserve"> </w:t>
+      </w:r>
+      <w:r>
+        <w:t xml:space="preserve">those jobs, the team spent on average</w:t>
       </w:r>
       <w:r>
         <w:t xml:space="preserve"> </w:t>
@@ -640,7 +672,7 @@
           <w:b/>
           <w:bCs/>
         </w:rPr>
-        <w:t xml:space="preserve">0.9 clock hours</w:t>
+        <w:t xml:space="preserve">0.9 clock</w:t>
       </w:r>
       <w:r>
         <w:rPr>
@@ -654,7 +686,7 @@
           <w:b/>
           <w:bCs/>
         </w:rPr>
-        <w:t xml:space="preserve">(52 minutes) per job travelling to the disposal</w:t>
+        <w:t xml:space="preserve">hours (52 minutes) per job travelling to the</w:t>
       </w:r>
       <w:r>
         <w:rPr>
@@ -668,7 +700,7 @@
           <w:b/>
           <w:bCs/>
         </w:rPr>
-        <w:t xml:space="preserve">site</w:t>
+        <w:t xml:space="preserve">disposal site</w:t>
       </w:r>
       <w:r>
         <w:t xml:space="preserve"> </w:t>
@@ -680,19 +712,25 @@
         <w:t xml:space="preserve"> </w:t>
       </w:r>
       <w:r>
-        <w:t xml:space="preserve">0.5–1.7). In labour time this is</w:t>
-      </w:r>
-      <w:r>
-        <w:t xml:space="preserve"> </w:t>
-      </w:r>
-      <w:r>
-        <w:t xml:space="preserve">3.0 person-hours per job (median 2.2,</w:t>
-      </w:r>
-      <w:r>
-        <w:t xml:space="preserve"> </w:t>
-      </w:r>
-      <w:r>
-        <w:t xml:space="preserve">range 0.9–6.0).</w:t>
+        <w:t xml:space="preserve">0.5–1.7). In labour time</w:t>
+      </w:r>
+      <w:r>
+        <w:t xml:space="preserve"> </w:t>
+      </w:r>
+      <w:r>
+        <w:t xml:space="preserve">this is 3.0 person-hours per job (median</w:t>
+      </w:r>
+      <w:r>
+        <w:t xml:space="preserve"> </w:t>
+      </w:r>
+      <w:r>
+        <w:t xml:space="preserve">2.2, range</w:t>
+      </w:r>
+      <w:r>
+        <w:t xml:space="preserve"> </w:t>
+      </w:r>
+      <w:r>
+        <w:t xml:space="preserve">0.9–6.0).</w:t>
       </w:r>
     </w:p>
     <w:p>
@@ -700,13 +738,13 @@
         <w:pStyle w:val="BodyText"/>
       </w:pPr>
       <w:r>
-        <w:t xml:space="preserve">A job with a disposal trip had 1.6 trips on average,</w:t>
-      </w:r>
-      <w:r>
-        <w:t xml:space="preserve"> </w:t>
-      </w:r>
-      <w:r>
-        <w:t xml:space="preserve">each lasting 33 minutes and made by</w:t>
+        <w:t xml:space="preserve">A job with a disposal trip had 1.6 trips on</w:t>
+      </w:r>
+      <w:r>
+        <w:t xml:space="preserve"> </w:t>
+      </w:r>
+      <w:r>
+        <w:t xml:space="preserve">average, each lasting 33 minutes and made by</w:t>
       </w:r>
       <w:r>
         <w:t xml:space="preserve"> </w:t>
@@ -718,37 +756,37 @@
         <w:t xml:space="preserve"> </w:t>
       </w:r>
       <w:r>
-        <w:t xml:space="preserve">3.4 times elapsed time. Within these jobs, disposal travel took up</w:t>
-      </w:r>
-      <w:r>
-        <w:t xml:space="preserve"> </w:t>
-      </w:r>
-      <w:r>
-        <w:t xml:space="preserve">17 % of the job’s labour time on average</w:t>
-      </w:r>
-      <w:r>
-        <w:t xml:space="preserve"> </w:t>
-      </w:r>
-      <w:r>
-        <w:t xml:space="preserve">(range 9–24 %). Across all</w:t>
-      </w:r>
-      <w:r>
-        <w:t xml:space="preserve"> </w:t>
-      </w:r>
-      <w:r>
-        <w:t xml:space="preserve">36 jobs, disposal travel accounts for</w:t>
-      </w:r>
-      <w:r>
-        <w:t xml:space="preserve"> </w:t>
-      </w:r>
-      <w:r>
-        <w:t xml:space="preserve">4.1 % of the 509.0 person-hours</w:t>
-      </w:r>
-      <w:r>
-        <w:t xml:space="preserve"> </w:t>
-      </w:r>
-      <w:r>
-        <w:t xml:space="preserve">recorded.</w:t>
+        <w:t xml:space="preserve">3.4 times elapsed time. Within these jobs, disposal travel</w:t>
+      </w:r>
+      <w:r>
+        <w:t xml:space="preserve"> </w:t>
+      </w:r>
+      <w:r>
+        <w:t xml:space="preserve">took up 17 % of the job’s labour time on</w:t>
+      </w:r>
+      <w:r>
+        <w:t xml:space="preserve"> </w:t>
+      </w:r>
+      <w:r>
+        <w:t xml:space="preserve">average (range 9–24</w:t>
+      </w:r>
+      <w:r>
+        <w:t xml:space="preserve"> </w:t>
+      </w:r>
+      <w:r>
+        <w:t xml:space="preserve">%). Across all 36 jobs, disposal travel accounts for</w:t>
+      </w:r>
+      <w:r>
+        <w:t xml:space="preserve"> </w:t>
+      </w:r>
+      <w:r>
+        <w:t xml:space="preserve">4.1 % of the 509.0</w:t>
+      </w:r>
+      <w:r>
+        <w:t xml:space="preserve"> </w:t>
+      </w:r>
+      <w:r>
+        <w:t xml:space="preserve">person-hours recorded.</w:t>
       </w:r>
       <w:r>
         <w:t xml:space="preserve"> </w:t>
@@ -782,13 +820,13 @@
         <w:t xml:space="preserve"> </w:t>
       </w:r>
       <w:r>
-        <w:t xml:space="preserve">shows the elapsed travel time</w:t>
-      </w:r>
-      <w:r>
-        <w:t xml:space="preserve"> </w:t>
-      </w:r>
-      <w:r>
-        <w:t xml:space="preserve">per job.</w:t>
+        <w:t xml:space="preserve">shows the</w:t>
+      </w:r>
+      <w:r>
+        <w:t xml:space="preserve"> </w:t>
+      </w:r>
+      <w:r>
+        <w:t xml:space="preserve">elapsed travel time per job.</w:t>
       </w:r>
     </w:p>
     <w:tbl>
@@ -826,12 +864,12 @@
               <w:tblLook w:firstRow="1" w:lastRow="0" w:firstColumn="0" w:lastColumn="0" w:noHBand="0" w:noVBand="0" w:val="0020"/>
             </w:tblPr>
             <w:tblGrid>
-              <w:gridCol w:w="1478"/>
-              <w:gridCol w:w="633"/>
-              <w:gridCol w:w="844"/>
-              <w:gridCol w:w="1267"/>
-              <w:gridCol w:w="1900"/>
-              <w:gridCol w:w="1795"/>
+              <w:gridCol w:w="1210"/>
+              <w:gridCol w:w="660"/>
+              <w:gridCol w:w="880"/>
+              <w:gridCol w:w="1320"/>
+              <w:gridCol w:w="1980"/>
+              <w:gridCol w:w="1870"/>
             </w:tblGrid>
             <w:tr>
               <w:trPr>
@@ -846,7 +884,7 @@
                     <w:jc w:val="center"/>
                   </w:pPr>
                   <w:r>
-                    <w:t xml:space="preserve">Job</w:t>
+                    <w:t xml:space="preserve">Job Date</w:t>
                   </w:r>
                 </w:p>
               </w:tc>
@@ -926,7 +964,7 @@
                     <w:jc w:val="center"/>
                   </w:pPr>
                   <w:r>
-                    <w:t xml:space="preserve">2026-05-08_01</w:t>
+                    <w:t xml:space="preserve">2026-05-08</w:t>
                   </w:r>
                 </w:p>
               </w:tc>
@@ -1006,7 +1044,7 @@
                     <w:jc w:val="center"/>
                   </w:pPr>
                   <w:r>
-                    <w:t xml:space="preserve">2026-08-08_01</w:t>
+                    <w:t xml:space="preserve">2026-08-08</w:t>
                   </w:r>
                 </w:p>
               </w:tc>
@@ -1086,7 +1124,7 @@
                     <w:jc w:val="center"/>
                   </w:pPr>
                   <w:r>
-                    <w:t xml:space="preserve">2026-08-11_03</w:t>
+                    <w:t xml:space="preserve">2026-08-11</w:t>
                   </w:r>
                 </w:p>
               </w:tc>
@@ -1166,7 +1204,7 @@
                     <w:jc w:val="center"/>
                   </w:pPr>
                   <w:r>
-                    <w:t xml:space="preserve">2026-08-20_02</w:t>
+                    <w:t xml:space="preserve">2026-08-20</w:t>
                   </w:r>
                 </w:p>
               </w:tc>
@@ -1246,7 +1284,7 @@
                     <w:jc w:val="center"/>
                   </w:pPr>
                   <w:r>
-                    <w:t xml:space="preserve">2026-09-08_01</w:t>
+                    <w:t xml:space="preserve">2026-09-08</w:t>
                   </w:r>
                 </w:p>
               </w:tc>
@@ -1326,7 +1364,7 @@
                     <w:jc w:val="center"/>
                   </w:pPr>
                   <w:r>
-                    <w:t xml:space="preserve">2026-09-13_05</w:t>
+                    <w:t xml:space="preserve">2026-09-13</w:t>
                   </w:r>
                 </w:p>
               </w:tc>
@@ -1406,7 +1444,7 @@
                     <w:jc w:val="center"/>
                   </w:pPr>
                   <w:r>
-                    <w:t xml:space="preserve">2026-09-14_02</w:t>
+                    <w:t xml:space="preserve">2026-09-14</w:t>
                   </w:r>
                 </w:p>
               </w:tc>
@@ -1552,6 +1590,86 @@
                   </w:pPr>
                   <w:r>
                     <w:t xml:space="preserve">16.6</w:t>
+                  </w:r>
+                </w:p>
+              </w:tc>
+            </w:tr>
+            <w:tr>
+              <w:tc>
+                <w:tcPr/>
+                <w:p>
+                  <w:pPr>
+                    <w:pStyle w:val="Compact"/>
+                    <w:jc w:val="left"/>
+                    <w:jc w:val="center"/>
+                  </w:pPr>
+                  <w:r>
+                    <w:t xml:space="preserve">Median</w:t>
+                  </w:r>
+                </w:p>
+              </w:tc>
+              <w:tc>
+                <w:tcPr/>
+                <w:p>
+                  <w:pPr>
+                    <w:pStyle w:val="Compact"/>
+                    <w:jc w:val="right"/>
+                    <w:jc w:val="center"/>
+                  </w:pPr>
+                  <w:r>
+                    <w:t xml:space="preserve">1.0</w:t>
+                  </w:r>
+                </w:p>
+              </w:tc>
+              <w:tc>
+                <w:tcPr/>
+                <w:p>
+                  <w:pPr>
+                    <w:pStyle w:val="Compact"/>
+                    <w:jc w:val="right"/>
+                    <w:jc w:val="center"/>
+                  </w:pPr>
+                  <w:r>
+                    <w:t xml:space="preserve">4.0</w:t>
+                  </w:r>
+                </w:p>
+              </w:tc>
+              <w:tc>
+                <w:tcPr/>
+                <w:p>
+                  <w:pPr>
+                    <w:pStyle w:val="Compact"/>
+                    <w:jc w:val="right"/>
+                    <w:jc w:val="center"/>
+                  </w:pPr>
+                  <w:r>
+                    <w:t xml:space="preserve">0.6</w:t>
+                  </w:r>
+                </w:p>
+              </w:tc>
+              <w:tc>
+                <w:tcPr/>
+                <w:p>
+                  <w:pPr>
+                    <w:pStyle w:val="Compact"/>
+                    <w:jc w:val="right"/>
+                    <w:jc w:val="center"/>
+                  </w:pPr>
+                  <w:r>
+                    <w:t xml:space="preserve">2.2</w:t>
+                  </w:r>
+                </w:p>
+              </w:tc>
+              <w:tc>
+                <w:tcPr/>
+                <w:p>
+                  <w:pPr>
+                    <w:pStyle w:val="Compact"/>
+                    <w:jc w:val="right"/>
+                    <w:jc w:val="center"/>
+                  </w:pPr>
+                  <w:r>
+                    <w:t xml:space="preserve">16.9</w:t>
                   </w:r>
                 </w:p>
               </w:tc>
@@ -1700,25 +1818,37 @@
         <w:pStyle w:val="BodyText"/>
       </w:pPr>
       <w:r>
-        <w:t xml:space="preserve">Travel time per job is driven mainly by the number of trips: jobs with one</w:t>
-      </w:r>
-      <w:r>
-        <w:t xml:space="preserve"> </w:t>
-      </w:r>
-      <w:r>
-        <w:t xml:space="preserve">trip take about half an hour of elapsed time, and the two jobs with the most</w:t>
-      </w:r>
-      <w:r>
-        <w:t xml:space="preserve"> </w:t>
-      </w:r>
-      <w:r>
-        <w:t xml:space="preserve">travel (2026-08-08_01 and 2026-09-08_01)</w:t>
-      </w:r>
-      <w:r>
-        <w:t xml:space="preserve"> </w:t>
-      </w:r>
-      <w:r>
-        <w:t xml:space="preserve">made 3 and 2</w:t>
+        <w:t xml:space="preserve">Travel time per job is driven mainly by the number of trips: jobs with</w:t>
+      </w:r>
+      <w:r>
+        <w:t xml:space="preserve"> </w:t>
+      </w:r>
+      <w:r>
+        <w:t xml:space="preserve">one trip take about half an hour of elapsed time, and the two jobs with</w:t>
+      </w:r>
+      <w:r>
+        <w:t xml:space="preserve"> </w:t>
+      </w:r>
+      <w:r>
+        <w:t xml:space="preserve">the most travel</w:t>
+      </w:r>
+      <w:r>
+        <w:t xml:space="preserve"> </w:t>
+      </w:r>
+      <w:r>
+        <w:t xml:space="preserve">(08 August 2026 and 08 September 2026)</w:t>
+      </w:r>
+      <w:r>
+        <w:t xml:space="preserve"> </w:t>
+      </w:r>
+      <w:r>
+        <w:t xml:space="preserve">made</w:t>
+      </w:r>
+      <w:r>
+        <w:t xml:space="preserve"> </w:t>
+      </w:r>
+      <w:r>
+        <w:t xml:space="preserve">3 and 2</w:t>
       </w:r>
       <w:r>
         <w:t xml:space="preserve"> </w:t>
@@ -1780,13 +1910,13 @@
         <w:pStyle w:val="FirstParagraph"/>
       </w:pPr>
       <w:r>
-        <w:t xml:space="preserve">When a pit emptying team in Mzuzu travels to the disposal site, it spends on</w:t>
-      </w:r>
-      <w:r>
-        <w:t xml:space="preserve"> </w:t>
-      </w:r>
-      <w:r>
-        <w:t xml:space="preserve">average</w:t>
+        <w:t xml:space="preserve">When a pit emptying team in Mzuzu travels to the disposal site, it</w:t>
+      </w:r>
+      <w:r>
+        <w:t xml:space="preserve"> </w:t>
+      </w:r>
+      <w:r>
+        <w:t xml:space="preserve">spends on average</w:t>
       </w:r>
       <w:r>
         <w:t xml:space="preserve"> </w:t>
@@ -1796,7 +1926,7 @@
           <w:b/>
           <w:bCs/>
         </w:rPr>
-        <w:t xml:space="preserve">0.9 clock hours (52</w:t>
+        <w:t xml:space="preserve">0.9 clock hours</w:t>
       </w:r>
       <w:r>
         <w:rPr>
@@ -1810,13 +1940,19 @@
           <w:b/>
           <w:bCs/>
         </w:rPr>
-        <w:t xml:space="preserve">minutes) per job</w:t>
-      </w:r>
-      <w:r>
-        <w:t xml:space="preserve"> </w:t>
-      </w:r>
-      <w:r>
-        <w:t xml:space="preserve">on that travel, corresponding to</w:t>
+        <w:t xml:space="preserve">(52 minutes) per job</w:t>
+      </w:r>
+      <w:r>
+        <w:t xml:space="preserve"> </w:t>
+      </w:r>
+      <w:r>
+        <w:t xml:space="preserve">on that travel,</w:t>
+      </w:r>
+      <w:r>
+        <w:t xml:space="preserve"> </w:t>
+      </w:r>
+      <w:r>
+        <w:t xml:space="preserve">corresponding to</w:t>
       </w:r>
       <w:r>
         <w:t xml:space="preserve"> </w:t>
@@ -1832,37 +1968,43 @@
         <w:t xml:space="preserve"> </w:t>
       </w:r>
       <w:r>
-        <w:t xml:space="preserve">of labour because</w:t>
-      </w:r>
-      <w:r>
-        <w:t xml:space="preserve"> </w:t>
-      </w:r>
-      <w:r>
-        <w:t xml:space="preserve">3.4 gulpers travel together. A single trip takes about</w:t>
-      </w:r>
-      <w:r>
-        <w:t xml:space="preserve"> </w:t>
-      </w:r>
-      <w:r>
-        <w:t xml:space="preserve">33 minutes, and jobs vary mainly in how many trips they</w:t>
-      </w:r>
-      <w:r>
-        <w:t xml:space="preserve"> </w:t>
-      </w:r>
-      <w:r>
-        <w:t xml:space="preserve">need. Such trips occurred in 7 of the 36 observed</w:t>
-      </w:r>
-      <w:r>
-        <w:t xml:space="preserve"> </w:t>
-      </w:r>
-      <w:r>
-        <w:t xml:space="preserve">jobs. For TDABC purposes the person-hour figure is the quantity to cost, and</w:t>
-      </w:r>
-      <w:r>
-        <w:t xml:space="preserve"> </w:t>
-      </w:r>
-      <w:r>
-        <w:t xml:space="preserve">it should be applied only to jobs that require a disposal trip.</w:t>
+        <w:t xml:space="preserve">of labour</w:t>
+      </w:r>
+      <w:r>
+        <w:t xml:space="preserve"> </w:t>
+      </w:r>
+      <w:r>
+        <w:t xml:space="preserve">because 3.4 gulpers travel together. A single</w:t>
+      </w:r>
+      <w:r>
+        <w:t xml:space="preserve"> </w:t>
+      </w:r>
+      <w:r>
+        <w:t xml:space="preserve">trip takes about 33 minutes, and jobs vary mainly</w:t>
+      </w:r>
+      <w:r>
+        <w:t xml:space="preserve"> </w:t>
+      </w:r>
+      <w:r>
+        <w:t xml:space="preserve">in how many trips they need. Such trips occurred in 7 of</w:t>
+      </w:r>
+      <w:r>
+        <w:t xml:space="preserve"> </w:t>
+      </w:r>
+      <w:r>
+        <w:t xml:space="preserve">the 36 observed jobs. For TDABC purposes the person-hour</w:t>
+      </w:r>
+      <w:r>
+        <w:t xml:space="preserve"> </w:t>
+      </w:r>
+      <w:r>
+        <w:t xml:space="preserve">figure is the quantity to cost, and it should be applied only to jobs</w:t>
+      </w:r>
+      <w:r>
+        <w:t xml:space="preserve"> </w:t>
+      </w:r>
+      <w:r>
+        <w:t xml:space="preserve">that require a disposal trip.</w:t>
       </w:r>
     </w:p>
     <w:bookmarkEnd w:id="19"/>
@@ -1940,25 +2082,25 @@
         <w:t xml:space="preserve"> </w:t>
       </w:r>
       <w:r>
-        <w:t xml:space="preserve">analyse the costs of 23 formal manual emptying providers</w:t>
-      </w:r>
-      <w:r>
-        <w:t xml:space="preserve"> </w:t>
-      </w:r>
-      <w:r>
-        <w:t xml:space="preserve">in Malawi and Uganda and find labour is what makes manual emptying</w:t>
-      </w:r>
-      <w:r>
-        <w:t xml:space="preserve"> </w:t>
-      </w:r>
-      <w:r>
-        <w:t xml:space="preserve">expensive, which is why the person-hours that a team spends travelling to</w:t>
-      </w:r>
-      <w:r>
-        <w:t xml:space="preserve"> </w:t>
-      </w:r>
-      <w:r>
-        <w:t xml:space="preserve">the disposal site are a key costing input.</w:t>
+        <w:t xml:space="preserve">analyse the costs of 23 formal manual emptying</w:t>
+      </w:r>
+      <w:r>
+        <w:t xml:space="preserve"> </w:t>
+      </w:r>
+      <w:r>
+        <w:t xml:space="preserve">providers in Malawi and Uganda and find labour is what makes manual</w:t>
+      </w:r>
+      <w:r>
+        <w:t xml:space="preserve"> </w:t>
+      </w:r>
+      <w:r>
+        <w:t xml:space="preserve">emptying expensive, which is why the person-hours that a team spends</w:t>
+      </w:r>
+      <w:r>
+        <w:t xml:space="preserve"> </w:t>
+      </w:r>
+      <w:r>
+        <w:t xml:space="preserve">travelling to the disposal site are a key costing input.</w:t>
       </w:r>
     </w:p>
     <w:p>
@@ -1976,19 +2118,25 @@
         <w:t xml:space="preserve"> </w:t>
       </w:r>
       <w:r>
-        <w:t xml:space="preserve">designed and tested the pedal-powered Gulper pump in</w:t>
-      </w:r>
-      <w:r>
-        <w:t xml:space="preserve"> </w:t>
-      </w:r>
-      <w:r>
-        <w:t xml:space="preserve">Mzuzu and estimated a pit can be emptied in 1–2 hours when trash content</w:t>
-      </w:r>
-      <w:r>
-        <w:t xml:space="preserve"> </w:t>
-      </w:r>
-      <w:r>
-        <w:t xml:space="preserve">is low, so a half-hour disposal trip is a substantial addition to a job.</w:t>
+        <w:t xml:space="preserve">designed and tested the pedal-powered Gulper</w:t>
+      </w:r>
+      <w:r>
+        <w:t xml:space="preserve"> </w:t>
+      </w:r>
+      <w:r>
+        <w:t xml:space="preserve">pump in Mzuzu and estimated a pit can be emptied in 1–2 hours when</w:t>
+      </w:r>
+      <w:r>
+        <w:t xml:space="preserve"> </w:t>
+      </w:r>
+      <w:r>
+        <w:t xml:space="preserve">trash content is low, so a half-hour disposal trip is a substantial</w:t>
+      </w:r>
+      <w:r>
+        <w:t xml:space="preserve"> </w:t>
+      </w:r>
+      <w:r>
+        <w:t xml:space="preserve">addition to a job.</w:t>
       </w:r>
     </w:p>
     <w:p>
@@ -2012,19 +2160,19 @@
         <w:t xml:space="preserve"> </w:t>
       </w:r>
       <w:r>
-        <w:t xml:space="preserve">Mzuzu, reporting that 90 % of households also dispose of domestic waste</w:t>
-      </w:r>
-      <w:r>
-        <w:t xml:space="preserve"> </w:t>
-      </w:r>
-      <w:r>
-        <w:t xml:space="preserve">in their pits, which affects how much material must be removed and hence</w:t>
-      </w:r>
-      <w:r>
-        <w:t xml:space="preserve"> </w:t>
-      </w:r>
-      <w:r>
-        <w:t xml:space="preserve">how many disposal trips a job needs.</w:t>
+        <w:t xml:space="preserve">Mzuzu, reporting that 90 % of households also dispose of domestic</w:t>
+      </w:r>
+      <w:r>
+        <w:t xml:space="preserve"> </w:t>
+      </w:r>
+      <w:r>
+        <w:t xml:space="preserve">waste in their pits, which affects how much material must be removed</w:t>
+      </w:r>
+      <w:r>
+        <w:t xml:space="preserve"> </w:t>
+      </w:r>
+      <w:r>
+        <w:t xml:space="preserve">and hence how many disposal trips a job needs.</w:t>
       </w:r>
     </w:p>
     <w:p>
@@ -2042,19 +2190,19 @@
         <w:t xml:space="preserve"> </w:t>
       </w:r>
       <w:r>
-        <w:t xml:space="preserve">estimate the cost of delivering pit emptying services in</w:t>
-      </w:r>
-      <w:r>
-        <w:t xml:space="preserve"> </w:t>
-      </w:r>
-      <w:r>
-        <w:t xml:space="preserve">Kigali, Rwanda, at different scales, giving a comparison point for costs</w:t>
-      </w:r>
-      <w:r>
-        <w:t xml:space="preserve"> </w:t>
-      </w:r>
-      <w:r>
-        <w:t xml:space="preserve">derived from the travel times reported here.</w:t>
+        <w:t xml:space="preserve">estimate the cost of delivering pit emptying services</w:t>
+      </w:r>
+      <w:r>
+        <w:t xml:space="preserve"> </w:t>
+      </w:r>
+      <w:r>
+        <w:t xml:space="preserve">in Kigali, Rwanda, at different scales, giving a comparison point</w:t>
+      </w:r>
+      <w:r>
+        <w:t xml:space="preserve"> </w:t>
+      </w:r>
+      <w:r>
+        <w:t xml:space="preserve">for costs derived from the travel times reported here.</w:t>
       </w:r>
     </w:p>
     <w:bookmarkEnd w:id="20"/>
